--- a/Grasslands/03_Field_Methods/datasheets/Grassland-Field-Data-Sheet.docx
+++ b/Grasslands/03_Field_Methods/datasheets/Grassland-Field-Data-Sheet.docx
@@ -484,7 +484,49 @@
           <w:i w:val="0"/>
           <w:sz w:val="18"/>
         </w:rPr>
-        <w:t>Core ID:  ____________     Corer internal diameter:  ______ cm     Bulk density basis the lab reports:  whole sample ☐   fine fraction ☐   not confirmed ☐</w:t>
+        <w:t>Core ID:  ____________     Corer internal diameter:  ______ cm</w:t>
+      </w:r>
+    </w:p>
+    <w:p>
+      <w:pPr>
+        <w:spacing w:before="0" w:after="40"/>
+      </w:pPr>
+      <w:r>
+        <w:rPr>
+          <w:rFonts w:ascii="Calibri" w:hAnsi="Calibri"/>
+          <w:b w:val="0"/>
+          <w:i w:val="0"/>
+          <w:sz w:val="18"/>
+        </w:rPr>
+        <w:t>Bulk-density basis the lab reports   (tick one):   fine earth / TOTAL volume ☐   fine earth / FINE-EARTH volume ☐   not confirmed ☐</w:t>
+      </w:r>
+    </w:p>
+    <w:p>
+      <w:pPr>
+        <w:spacing w:before="0" w:after="40"/>
+      </w:pPr>
+      <w:r>
+        <w:rPr>
+          <w:rFonts w:ascii="Calibri" w:hAnsi="Calibri"/>
+          <w:b w:val="0"/>
+          <w:i w:val="0"/>
+          <w:sz w:val="18"/>
+        </w:rPr>
+        <w:t>Lab and method reference:  _____________________________________     Confirmed on:  ____________</w:t>
+      </w:r>
+    </w:p>
+    <w:p>
+      <w:pPr>
+        <w:spacing w:before="0" w:after="80"/>
+      </w:pPr>
+      <w:r>
+        <w:rPr>
+          <w:rFonts w:ascii="Calibri" w:hAnsi="Calibri"/>
+          <w:b w:val="0"/>
+          <w:i/>
+          <w:sz w:val="16"/>
+        </w:rPr>
+        <w:t>This decides whether the coarse-fragment correction is applied once, twice or not at all. It is a pre-field configuration item, not something to settle afterwards.</w:t>
       </w:r>
     </w:p>
     <w:p>
@@ -2451,7 +2493,49 @@
           <w:i w:val="0"/>
           <w:sz w:val="18"/>
         </w:rPr>
-        <w:t>Core ID:  ____________     Finest sieve mesh used:  ______ mm     Roots sieved out BEFORE soil carbon analysis?   YES ☐    NO ☐</w:t>
+        <w:t>Core ID:  ____________     Finest sieve mesh used:  ______ mm</w:t>
+      </w:r>
+    </w:p>
+    <w:p>
+      <w:pPr>
+        <w:spacing w:before="0" w:after="40"/>
+      </w:pPr>
+      <w:r>
+        <w:rPr>
+          <w:rFonts w:ascii="Calibri" w:hAnsi="Calibri"/>
+          <w:b w:val="0"/>
+          <w:i w:val="0"/>
+          <w:sz w:val="18"/>
+        </w:rPr>
+        <w:t>Root/soil reporting boundary agreed with the lab   (tick one):   root-separated soil ☐   operational soil fraction ☐   NOT AGREED ☐</w:t>
+      </w:r>
+    </w:p>
+    <w:p>
+      <w:pPr>
+        <w:spacing w:before="0" w:after="40"/>
+      </w:pPr>
+      <w:r>
+        <w:rPr>
+          <w:rFonts w:ascii="Calibri" w:hAnsi="Calibri"/>
+          <w:b w:val="0"/>
+          <w:i w:val="0"/>
+          <w:sz w:val="18"/>
+        </w:rPr>
+        <w:t>Agreed with / method ref. / date:  __________________________________________________________________</w:t>
+      </w:r>
+    </w:p>
+    <w:p>
+      <w:pPr>
+        <w:spacing w:before="0" w:after="80"/>
+      </w:pPr>
+      <w:r>
+        <w:rPr>
+          <w:rFonts w:ascii="Calibri" w:hAnsi="Calibri"/>
+          <w:b w:val="0"/>
+          <w:i/>
+          <w:sz w:val="16"/>
+        </w:rPr>
+        <w:t>Root-separated: roots are removed by the project's own procedure, so soil and root pools may be added. Operational: the lab removes only what its standard preparation picks out, so the pools OVERLAP and must be reported separately. Not agreed: the overlap is unknown, not zero — settle it before the samples go.</w:t>
       </w:r>
     </w:p>
     <w:p>
@@ -4341,7 +4425,63 @@
           <w:i w:val="0"/>
           <w:sz w:val="20"/>
         </w:rPr>
-        <w:t>Sampling date:  ____________     Peak growing season?   YES ☐    NO ☐    UNKNOWN ☐</w:t>
+        <w:t>Sampling date:  ____________</w:t>
+      </w:r>
+    </w:p>
+    <w:p>
+      <w:pPr>
+        <w:spacing w:before="0" w:after="40"/>
+      </w:pPr>
+      <w:r>
+        <w:rPr>
+          <w:rFonts w:ascii="Calibri" w:hAnsi="Calibri"/>
+          <w:b w:val="0"/>
+          <w:i w:val="0"/>
+          <w:sz w:val="18"/>
+        </w:rPr>
+        <w:t>Phenological stage   (tick one):   early vegetative ☐   vegetative ☐   PEAK standing biomass ☐   flowering ☐   seed set / senescing ☐   dormant / cured ☐   unknown ☐</w:t>
+      </w:r>
+    </w:p>
+    <w:p>
+      <w:pPr>
+        <w:spacing w:before="0" w:after="40"/>
+      </w:pPr>
+      <w:r>
+        <w:rPr>
+          <w:rFonts w:ascii="Calibri" w:hAnsi="Calibri"/>
+          <w:b w:val="0"/>
+          <w:i w:val="0"/>
+          <w:sz w:val="18"/>
+        </w:rPr>
+        <w:t>Recent grazing or removal:   none observed ☐   light ☐   moderate ☐   heavy ☐   hayed / mown ☐   burned ☐   unknown ☐</w:t>
+      </w:r>
+    </w:p>
+    <w:p>
+      <w:pPr>
+        <w:spacing w:before="0" w:after="40"/>
+      </w:pPr>
+      <w:r>
+        <w:rPr>
+          <w:rFonts w:ascii="Calibri" w:hAnsi="Calibri"/>
+          <w:b w:val="0"/>
+          <w:i w:val="0"/>
+          <w:sz w:val="18"/>
+        </w:rPr>
+        <w:t>Comparable-season criterion met?   YES ☐    NO ☐    not assessed ☐        (the project rule, from the calculator: ______________________________)</w:t>
+      </w:r>
+    </w:p>
+    <w:p>
+      <w:pPr>
+        <w:spacing w:before="0" w:after="80"/>
+      </w:pPr>
+      <w:r>
+        <w:rPr>
+          <w:rFonts w:ascii="Calibri" w:hAnsi="Calibri"/>
+          <w:b w:val="0"/>
+          <w:i/>
+          <w:sz w:val="16"/>
+        </w:rPr>
+        <w:t>Stage is what you FOUND, not what you wanted. Whether the plot is comparable is a separate judgement against the project's written rule, and recent removal is a third, independent fact — a heavily grazed plot measures what SURVIVED, not what grew.</w:t>
       </w:r>
     </w:p>
     <w:p>
@@ -4708,6 +4848,379 @@
         <w:t>Open-grown savannah trees have short boles and wide crowns. Allometric equations fitted on forest-grown stems extrapolate poorly to them — record the form so the biomass figure can be reported as more uncertain.</w:t>
       </w:r>
     </w:p>
+    <w:p>
+      <w:r>
+        <w:br w:type="page"/>
+      </w:r>
+    </w:p>
+    <w:p>
+      <w:pPr>
+        <w:spacing w:before="0" w:after="40"/>
+      </w:pPr>
+      <w:r>
+        <w:rPr>
+          <w:rFonts w:ascii="Calibri" w:hAnsi="Calibri"/>
+          <w:b/>
+          <w:i w:val="0"/>
+          <w:sz w:val="26"/>
+        </w:rPr>
+        <w:t>5.  SAMPLE / COOLER INVENTORY — reconcile BEFORE leaving the site</w:t>
+      </w:r>
+    </w:p>
+    <w:p>
+      <w:pPr>
+        <w:spacing w:before="0" w:after="100"/>
+      </w:pPr>
+      <w:r>
+        <w:rPr>
+          <w:rFonts w:ascii="Calibri" w:hAnsi="Calibri"/>
+          <w:b w:val="0"/>
+          <w:i/>
+          <w:sz w:val="16"/>
+        </w:rPr>
+        <w:t>Count what is in the cooler against what this sheet says you took. A discrepancy found here is a five-minute problem; found at the lab it is an unusable plot. The full chain-of-custody form travels with the cooler.</w:t>
+      </w:r>
+    </w:p>
+    <w:tbl>
+      <w:tblPr>
+        <w:tblW w:type="auto" w:w="0"/>
+        <w:tblLook w:firstColumn="1" w:firstRow="1" w:lastColumn="0" w:lastRow="0" w:noHBand="0" w:noVBand="1" w:val="04A0"/>
+        <w:tblBorders>
+          <w:top w:val="single" w:sz="4" w:space="0" w:color="000000"/>
+          <w:left w:val="single" w:sz="4" w:space="0" w:color="000000"/>
+          <w:bottom w:val="single" w:sz="4" w:space="0" w:color="000000"/>
+          <w:right w:val="single" w:sz="4" w:space="0" w:color="000000"/>
+          <w:insideH w:val="single" w:sz="4" w:space="0" w:color="000000"/>
+          <w:insideV w:val="single" w:sz="4" w:space="0" w:color="000000"/>
+        </w:tblBorders>
+        <w:tblLayout w:type="fixed"/>
+      </w:tblPr>
+      <w:tblGrid>
+        <w:gridCol w:w="3744"/>
+        <w:gridCol w:w="2160"/>
+        <w:gridCol w:w="2160"/>
+        <w:gridCol w:w="2448"/>
+      </w:tblGrid>
+      <w:tr>
+        <w:tc>
+          <w:tcPr>
+            <w:tcW w:type="dxa" w:w="3744"/>
+            <w:shd w:val="clear" w:color="auto" w:fill="d9d9d9"/>
+          </w:tcPr>
+          <w:p>
+            <w:pPr>
+              <w:spacing w:before="20" w:after="20"/>
+            </w:pPr>
+            <w:r/>
+            <w:r>
+              <w:rPr>
+                <w:rFonts w:ascii="Calibri" w:hAnsi="Calibri"/>
+                <w:b/>
+                <w:i w:val="0"/>
+                <w:sz w:val="18"/>
+              </w:rPr>
+              <w:t>Count</w:t>
+            </w:r>
+          </w:p>
+        </w:tc>
+        <w:tc>
+          <w:tcPr>
+            <w:tcW w:type="dxa" w:w="2160"/>
+            <w:shd w:val="clear" w:color="auto" w:fill="d9d9d9"/>
+          </w:tcPr>
+          <w:p>
+            <w:pPr>
+              <w:spacing w:before="20" w:after="20"/>
+            </w:pPr>
+            <w:r/>
+            <w:r>
+              <w:rPr>
+                <w:rFonts w:ascii="Calibri" w:hAnsi="Calibri"/>
+                <w:b/>
+                <w:i w:val="0"/>
+                <w:sz w:val="18"/>
+              </w:rPr>
+              <w:t>Expected</w:t>
+            </w:r>
+          </w:p>
+        </w:tc>
+        <w:tc>
+          <w:tcPr>
+            <w:tcW w:type="dxa" w:w="2160"/>
+            <w:shd w:val="clear" w:color="auto" w:fill="d9d9d9"/>
+          </w:tcPr>
+          <w:p>
+            <w:pPr>
+              <w:spacing w:before="20" w:after="20"/>
+            </w:pPr>
+            <w:r/>
+            <w:r>
+              <w:rPr>
+                <w:rFonts w:ascii="Calibri" w:hAnsi="Calibri"/>
+                <w:b/>
+                <w:i w:val="0"/>
+                <w:sz w:val="18"/>
+              </w:rPr>
+              <w:t>Present</w:t>
+            </w:r>
+          </w:p>
+        </w:tc>
+        <w:tc>
+          <w:tcPr>
+            <w:tcW w:type="dxa" w:w="2448"/>
+            <w:shd w:val="clear" w:color="auto" w:fill="d9d9d9"/>
+          </w:tcPr>
+          <w:p>
+            <w:pPr>
+              <w:spacing w:before="20" w:after="20"/>
+            </w:pPr>
+            <w:r/>
+            <w:r>
+              <w:rPr>
+                <w:rFonts w:ascii="Calibri" w:hAnsi="Calibri"/>
+                <w:b/>
+                <w:i w:val="0"/>
+                <w:sz w:val="18"/>
+              </w:rPr>
+              <w:t>Discrepancy — and what you did</w:t>
+            </w:r>
+          </w:p>
+        </w:tc>
+      </w:tr>
+      <w:tr>
+        <w:tc>
+          <w:tcPr>
+            <w:tcW w:type="dxa" w:w="3744"/>
+            <w:shd w:val="clear" w:color="auto" w:fill="ffffff"/>
+          </w:tcPr>
+          <w:p>
+            <w:pPr>
+              <w:spacing w:before="20" w:after="20"/>
+            </w:pPr>
+            <w:r/>
+            <w:r>
+              <w:rPr>
+                <w:rFonts w:ascii="Calibri" w:hAnsi="Calibri"/>
+                <w:b w:val="0"/>
+                <w:i w:val="0"/>
+                <w:sz w:val="18"/>
+              </w:rPr>
+              <w:t>Plots visited</w:t>
+            </w:r>
+          </w:p>
+        </w:tc>
+        <w:tc>
+          <w:tcPr>
+            <w:tcW w:type="dxa" w:w="2160"/>
+            <w:shd w:val="clear" w:color="auto" w:fill="ffffff"/>
+          </w:tcPr>
+          <w:p/>
+        </w:tc>
+        <w:tc>
+          <w:tcPr>
+            <w:tcW w:type="dxa" w:w="2160"/>
+            <w:shd w:val="clear" w:color="auto" w:fill="ffffff"/>
+          </w:tcPr>
+          <w:p/>
+        </w:tc>
+        <w:tc>
+          <w:tcPr>
+            <w:tcW w:type="dxa" w:w="2448"/>
+            <w:shd w:val="clear" w:color="auto" w:fill="ffffff"/>
+          </w:tcPr>
+          <w:p/>
+        </w:tc>
+      </w:tr>
+      <w:tr>
+        <w:tc>
+          <w:tcPr>
+            <w:tcW w:type="dxa" w:w="3744"/>
+            <w:shd w:val="clear" w:color="auto" w:fill="ffffff"/>
+          </w:tcPr>
+          <w:p>
+            <w:pPr>
+              <w:spacing w:before="20" w:after="20"/>
+            </w:pPr>
+            <w:r/>
+            <w:r>
+              <w:rPr>
+                <w:rFonts w:ascii="Calibri" w:hAnsi="Calibri"/>
+                <w:b w:val="0"/>
+                <w:i w:val="0"/>
+                <w:sz w:val="18"/>
+              </w:rPr>
+              <w:t>Cores attempted / accepted / rejected</w:t>
+            </w:r>
+          </w:p>
+        </w:tc>
+        <w:tc>
+          <w:tcPr>
+            <w:tcW w:type="dxa" w:w="2160"/>
+            <w:shd w:val="clear" w:color="auto" w:fill="ffffff"/>
+          </w:tcPr>
+          <w:p/>
+        </w:tc>
+        <w:tc>
+          <w:tcPr>
+            <w:tcW w:type="dxa" w:w="2160"/>
+            <w:shd w:val="clear" w:color="auto" w:fill="ffffff"/>
+          </w:tcPr>
+          <w:p/>
+        </w:tc>
+        <w:tc>
+          <w:tcPr>
+            <w:tcW w:type="dxa" w:w="2448"/>
+            <w:shd w:val="clear" w:color="auto" w:fill="ffffff"/>
+          </w:tcPr>
+          <w:p/>
+        </w:tc>
+      </w:tr>
+      <w:tr>
+        <w:tc>
+          <w:tcPr>
+            <w:tcW w:type="dxa" w:w="3744"/>
+            <w:shd w:val="clear" w:color="auto" w:fill="ffffff"/>
+          </w:tcPr>
+          <w:p>
+            <w:pPr>
+              <w:spacing w:before="20" w:after="20"/>
+            </w:pPr>
+            <w:r/>
+            <w:r>
+              <w:rPr>
+                <w:rFonts w:ascii="Calibri" w:hAnsi="Calibri"/>
+                <w:b w:val="0"/>
+                <w:i w:val="0"/>
+                <w:sz w:val="18"/>
+              </w:rPr>
+              <w:t>Depth intervals</w:t>
+            </w:r>
+          </w:p>
+        </w:tc>
+        <w:tc>
+          <w:tcPr>
+            <w:tcW w:type="dxa" w:w="2160"/>
+            <w:shd w:val="clear" w:color="auto" w:fill="ffffff"/>
+          </w:tcPr>
+          <w:p/>
+        </w:tc>
+        <w:tc>
+          <w:tcPr>
+            <w:tcW w:type="dxa" w:w="2160"/>
+            <w:shd w:val="clear" w:color="auto" w:fill="ffffff"/>
+          </w:tcPr>
+          <w:p/>
+        </w:tc>
+        <w:tc>
+          <w:tcPr>
+            <w:tcW w:type="dxa" w:w="2448"/>
+            <w:shd w:val="clear" w:color="auto" w:fill="ffffff"/>
+          </w:tcPr>
+          <w:p/>
+        </w:tc>
+      </w:tr>
+      <w:tr>
+        <w:tc>
+          <w:tcPr>
+            <w:tcW w:type="dxa" w:w="3744"/>
+            <w:shd w:val="clear" w:color="auto" w:fill="ffffff"/>
+          </w:tcPr>
+          <w:p>
+            <w:pPr>
+              <w:spacing w:before="20" w:after="20"/>
+            </w:pPr>
+            <w:r/>
+            <w:r>
+              <w:rPr>
+                <w:rFonts w:ascii="Calibri" w:hAnsi="Calibri"/>
+                <w:b w:val="0"/>
+                <w:i w:val="0"/>
+                <w:sz w:val="18"/>
+              </w:rPr>
+              <w:t>Containers by analysis (soil C / BD / roots / archive)</w:t>
+            </w:r>
+          </w:p>
+        </w:tc>
+        <w:tc>
+          <w:tcPr>
+            <w:tcW w:type="dxa" w:w="2160"/>
+            <w:shd w:val="clear" w:color="auto" w:fill="ffffff"/>
+          </w:tcPr>
+          <w:p/>
+        </w:tc>
+        <w:tc>
+          <w:tcPr>
+            <w:tcW w:type="dxa" w:w="2160"/>
+            <w:shd w:val="clear" w:color="auto" w:fill="ffffff"/>
+          </w:tcPr>
+          <w:p/>
+        </w:tc>
+        <w:tc>
+          <w:tcPr>
+            <w:tcW w:type="dxa" w:w="2448"/>
+            <w:shd w:val="clear" w:color="auto" w:fill="ffffff"/>
+          </w:tcPr>
+          <w:p/>
+        </w:tc>
+      </w:tr>
+    </w:tbl>
+    <w:p/>
+    <w:p>
+      <w:pPr>
+        <w:spacing w:before="0" w:after="40"/>
+      </w:pPr>
+      <w:r>
+        <w:rPr>
+          <w:rFonts w:ascii="Calibri" w:hAnsi="Calibri"/>
+          <w:b w:val="0"/>
+          <w:i w:val="0"/>
+          <w:sz w:val="18"/>
+        </w:rPr>
+        <w:t>Cooler ID:  __________   Seal no.:  __________   Temperature on closing:  ______ °C   Time:  __________</w:t>
+      </w:r>
+    </w:p>
+    <w:p>
+      <w:pPr>
+        <w:spacing w:before="0" w:after="40"/>
+      </w:pPr>
+      <w:r>
+        <w:rPr>
+          <w:rFonts w:ascii="Calibri" w:hAnsi="Calibri"/>
+          <w:b w:val="0"/>
+          <w:i w:val="0"/>
+          <w:sz w:val="18"/>
+        </w:rPr>
+        <w:t>Reconciled by:  ______________________     Signature:  ______________________     Date / time:  ______________</w:t>
+      </w:r>
+    </w:p>
+    <w:p>
+      <w:pPr>
+        <w:spacing w:before="0" w:after="40"/>
+      </w:pPr>
+      <w:r>
+        <w:rPr>
+          <w:rFonts w:ascii="Calibri" w:hAnsi="Calibri"/>
+          <w:b w:val="0"/>
+          <w:i w:val="0"/>
+          <w:sz w:val="18"/>
+        </w:rPr>
+        <w:t>Unresolved discrepancies (write them down even if you cannot fix them — an undocumented gap is worse than a documented one):</w:t>
+      </w:r>
+    </w:p>
+    <w:p>
+      <w:pPr>
+        <w:spacing w:before="0" w:after="40"/>
+      </w:pPr>
+      <w:r>
+        <w:rPr>
+          <w:rFonts w:ascii="Calibri" w:hAnsi="Calibri"/>
+          <w:b w:val="0"/>
+          <w:i w:val="0"/>
+          <w:sz w:val="18"/>
+        </w:rPr>
+        <w:t>______________________________________________________________________________________________________</w:t>
+      </w:r>
+    </w:p>
     <w:p/>
     <w:p>
       <w:pPr>
@@ -4721,7 +5234,7 @@
           <w:color w:val="7F7F7F"/>
           <w:sz w:val="14"/>
         </w:rPr>
-        <w:t>Sources: Measuring Carbon in Vegetation (Non-Tree) and Measuring Carbon in Non-Peat Soils (WWF-Canada). Root separation is not covered by either guide; see the Grassland workshop Part 3A.</w:t>
+        <w:t>Sources: Measuring Carbon in Vegetation (Non-Tree) and Measuring Carbon in Non-Peat Soils (WWF-Canada). Root separation is not covered by either guide; the method in Part 3 is a development draft pending specialist review.</w:t>
       </w:r>
     </w:p>
     <w:sectPr>
